--- a/docs/Progress_Report_2026-09.docx
+++ b/docs/Progress_Report_2026-09.docx
@@ -218,6 +218,82 @@
           <w:szCs w:val="22"/>
         </w:rPr>
         <w:t xml:space="preserve">Across every evaluation cohort and every labelled-sample budget we tested, ordinary logistic regression on binned spectral intensities matched or beat the pretrained neural network. The clearest test paired the two methods on identical data splits, so that sampling variation cancels: at the smallest labelled-sample budget the difference was +0.001 ± 0.016 in balanced accuracy (p = 0.74) — indistinguishable from zero.</w:t>
+      </w:r>
+    </w:p>
+    <w:p>
+      <w:pPr>
+        <w:spacing w:after="60" w:before="200"/>
+        <w:jc w:val="center"/>
+      </w:pPr>
+      <w:r>
+        <w:drawing>
+          <wp:inline distT="0" distB="0" distL="0" distR="0">
+            <wp:extent cx="6096000" cy="2562225"/>
+            <wp:effectExtent t="0" r="0" b="0" l="0"/>
+            <wp:docPr id="1" name="" descr="" title=""/>
+            <wp:cNvGraphicFramePr>
+              <a:graphicFrameLocks xmlns:a="http://schemas.openxmlformats.org/drawingml/2006/main" noChangeAspect="1"/>
+            </wp:cNvGraphicFramePr>
+            <a:graphic xmlns:a="http://schemas.openxmlformats.org/drawingml/2006/main">
+              <a:graphicData uri="http://schemas.openxmlformats.org/drawingml/2006/picture">
+                <pic:pic xmlns:pic="http://schemas.openxmlformats.org/drawingml/2006/picture">
+                  <pic:nvPicPr>
+                    <pic:cNvPr id="0" name="" descr=""/>
+                    <pic:cNvPicPr>
+                      <a:picLocks noChangeAspect="1" noChangeArrowheads="1"/>
+                    </pic:cNvPicPr>
+                  </pic:nvPicPr>
+                  <pic:blipFill>
+                    <a:blip r:embed="rId8" cstate="none"/>
+                    <a:srcRect/>
+                    <a:stretch>
+                      <a:fillRect/>
+                    </a:stretch>
+                  </pic:blipFill>
+                  <pic:spPr bwMode="auto">
+                    <a:xfrm>
+                      <a:off x="0" y="0"/>
+                      <a:ext cx="6096000" cy="2562225"/>
+                    </a:xfrm>
+                    <a:prstGeom prst="rect">
+                      <a:avLst/>
+                    </a:prstGeom>
+                  </pic:spPr>
+                </pic:pic>
+              </a:graphicData>
+            </a:graphic>
+          </wp:inline>
+        </w:drawing>
+      </w:r>
+    </w:p>
+    <w:p>
+      <w:pPr>
+        <w:spacing w:after="220" w:line="240"/>
+        <w:jc w:val="center"/>
+      </w:pPr>
+      <w:r>
+        <w:rPr>
+          <w:rFonts w:ascii="Calibri" w:cs="Calibri" w:eastAsia="Calibri" w:hAnsi="Calibri"/>
+          <w:b/>
+          <w:bCs/>
+          <w:i w:val="false"/>
+          <w:iCs w:val="false"/>
+          <w:color w:val="5A6068"/>
+          <w:sz w:val="18"/>
+          <w:szCs w:val="18"/>
+        </w:rPr>
+        <w:t xml:space="preserve">Figure 1. </w:t>
+      </w:r>
+      <w:r>
+        <w:rPr>
+          <w:rFonts w:ascii="Calibri" w:cs="Calibri" w:eastAsia="Calibri" w:hAnsi="Calibri"/>
+          <w:i/>
+          <w:iCs/>
+          <w:color w:val="5A6068"/>
+          <w:sz w:val="18"/>
+          <w:szCs w:val="18"/>
+        </w:rPr>
+        <w:t xml:space="preserve">The head-to-head comparison, on all five clinical questions. Each point is the difference in balanced accuracy between the pretrained network and classical logistic regression, trained and tested on exactly the same patients. Zero means the two methods tie; below zero means classical is ahead. The grey band is the measurement noise of the training procedure itself — differences inside it are not real. As the number of labelled patients grows (left to right), every curve moves downward: the more data available, the further ahead the simple method gets.</w:t>
       </w:r>
     </w:p>
     <w:p>
@@ -715,6 +791,82 @@
     </w:p>
     <w:p>
       <w:pPr>
+        <w:spacing w:after="60" w:before="200"/>
+        <w:jc w:val="center"/>
+      </w:pPr>
+      <w:r>
+        <w:drawing>
+          <wp:inline distT="0" distB="0" distL="0" distR="0">
+            <wp:extent cx="6096000" cy="2562225"/>
+            <wp:effectExtent t="0" r="0" b="0" l="0"/>
+            <wp:docPr id="1" name="" descr="" title=""/>
+            <wp:cNvGraphicFramePr>
+              <a:graphicFrameLocks xmlns:a="http://schemas.openxmlformats.org/drawingml/2006/main" noChangeAspect="1"/>
+            </wp:cNvGraphicFramePr>
+            <a:graphic xmlns:a="http://schemas.openxmlformats.org/drawingml/2006/main">
+              <a:graphicData uri="http://schemas.openxmlformats.org/drawingml/2006/picture">
+                <pic:pic xmlns:pic="http://schemas.openxmlformats.org/drawingml/2006/picture">
+                  <pic:nvPicPr>
+                    <pic:cNvPr id="0" name="" descr=""/>
+                    <pic:cNvPicPr>
+                      <a:picLocks noChangeAspect="1" noChangeArrowheads="1"/>
+                    </pic:cNvPicPr>
+                  </pic:nvPicPr>
+                  <pic:blipFill>
+                    <a:blip r:embed="rId9" cstate="none"/>
+                    <a:srcRect/>
+                    <a:stretch>
+                      <a:fillRect/>
+                    </a:stretch>
+                  </pic:blipFill>
+                  <pic:spPr bwMode="auto">
+                    <a:xfrm>
+                      <a:off x="0" y="0"/>
+                      <a:ext cx="6096000" cy="2562225"/>
+                    </a:xfrm>
+                    <a:prstGeom prst="rect">
+                      <a:avLst/>
+                    </a:prstGeom>
+                  </pic:spPr>
+                </pic:pic>
+              </a:graphicData>
+            </a:graphic>
+          </wp:inline>
+        </w:drawing>
+      </w:r>
+    </w:p>
+    <w:p>
+      <w:pPr>
+        <w:spacing w:after="220" w:line="240"/>
+        <w:jc w:val="center"/>
+      </w:pPr>
+      <w:r>
+        <w:rPr>
+          <w:rFonts w:ascii="Calibri" w:cs="Calibri" w:eastAsia="Calibri" w:hAnsi="Calibri"/>
+          <w:b/>
+          <w:bCs/>
+          <w:i w:val="false"/>
+          <w:iCs w:val="false"/>
+          <w:color w:val="5A6068"/>
+          <w:sz w:val="18"/>
+          <w:szCs w:val="18"/>
+        </w:rPr>
+        <w:t xml:space="preserve">Figure 2. </w:t>
+      </w:r>
+      <w:r>
+        <w:rPr>
+          <w:rFonts w:ascii="Calibri" w:cs="Calibri" w:eastAsia="Calibri" w:hAnsi="Calibri"/>
+          <w:i/>
+          <w:iCs/>
+          <w:color w:val="5A6068"/>
+          <w:sz w:val="18"/>
+          <w:szCs w:val="18"/>
+        </w:rPr>
+        <w:t xml:space="preserve">How hard is the pretraining puzzle really? Bars show how accurately each method can fill in hidden regions of a spectrum, at three difficulty levels (25%, 40% and 60% of the spectrum hidden). The neural network is the rightmost bar in each group. The decisive comparison is with the bar immediately to its left: simply finding the most similar other patient in the corpus and copying their values. It nearly matches the network at every difficulty — so the puzzle can be solved without learning any chemistry.</w:t>
+      </w:r>
+    </w:p>
+    <w:p>
+      <w:pPr>
         <w:spacing w:after="140" w:line="276"/>
         <w:jc w:val="both"/>
       </w:pPr>
@@ -784,6 +936,148 @@
           <w:szCs w:val="22"/>
         </w:rPr>
         <w:t xml:space="preserve">Because one dataset proved to be confounded, we audited all four cohorts on the same footing. Two tests were used: whether cases and controls were measured in separate instrument sessions, and whether spectral regions containing no metabolite signal can nevertheless predict the diagnosis — which would only be possible if a technical difference tracks the clinical groups.</w:t>
+      </w:r>
+    </w:p>
+    <w:p>
+      <w:pPr>
+        <w:spacing w:after="140" w:line="276"/>
+        <w:jc w:val="both"/>
+      </w:pPr>
+      <w:r>
+        <w:rPr>
+          <w:rFonts w:ascii="Calibri" w:cs="Calibri" w:eastAsia="Calibri" w:hAnsi="Calibri"/>
+          <w:b/>
+          <w:bCs/>
+          <w:color w:val="1A1A1A"/>
+          <w:sz w:val="22"/>
+          <w:szCs w:val="22"/>
+        </w:rPr>
+        <w:t xml:space="preserve">Design balance, in plain terms. </w:t>
+      </w:r>
+      <w:r>
+        <w:rPr>
+          <w:rFonts w:ascii="Calibri" w:cs="Calibri" w:eastAsia="Calibri" w:hAnsi="Calibri"/>
+          <w:color w:val="1A1A1A"/>
+          <w:sz w:val="22"/>
+          <w:szCs w:val="22"/>
+        </w:rPr>
+        <w:t xml:space="preserve">Samples are measured on the spectrometer one after another, over hours or days, and the instrument drifts slightly during that time. A </w:t>
+      </w:r>
+      <w:r>
+        <w:rPr>
+          <w:rFonts w:ascii="Calibri" w:cs="Calibri" w:eastAsia="Calibri" w:hAnsi="Calibri"/>
+          <w:i/>
+          <w:iCs/>
+          <w:color w:val="1A1A1A"/>
+          <w:sz w:val="22"/>
+          <w:szCs w:val="22"/>
+        </w:rPr>
+        <w:t xml:space="preserve">balanced</w:t>
+      </w:r>
+      <w:r>
+        <w:rPr>
+          <w:rFonts w:ascii="Calibri" w:cs="Calibri" w:eastAsia="Calibri" w:hAnsi="Calibri"/>
+          <w:color w:val="1A1A1A"/>
+          <w:sz w:val="22"/>
+          <w:szCs w:val="22"/>
+        </w:rPr>
+        <w:t xml:space="preserve"> (interleaved) study alternates patients and controls throughout the run, so any drift affects both groups equally and cancels out. A </w:t>
+      </w:r>
+      <w:r>
+        <w:rPr>
+          <w:rFonts w:ascii="Calibri" w:cs="Calibri" w:eastAsia="Calibri" w:hAnsi="Calibri"/>
+          <w:i/>
+          <w:iCs/>
+          <w:color w:val="1A1A1A"/>
+          <w:sz w:val="22"/>
+          <w:szCs w:val="22"/>
+        </w:rPr>
+        <w:t xml:space="preserve">blocked</w:t>
+      </w:r>
+      <w:r>
+        <w:rPr>
+          <w:rFonts w:ascii="Calibri" w:cs="Calibri" w:eastAsia="Calibri" w:hAnsi="Calibri"/>
+          <w:color w:val="1A1A1A"/>
+          <w:sz w:val="22"/>
+          <w:szCs w:val="22"/>
+        </w:rPr>
+        <w:t xml:space="preserve"> study measures all the patients first and all the controls afterwards. Then the drift itself separates the two groups, and a classifier can score well by detecting when a sample was run rather than what is in it — a machine artefact wearing the costume of a biological discovery.</w:t>
+      </w:r>
+    </w:p>
+    <w:p>
+      <w:pPr>
+        <w:spacing w:after="60" w:before="200"/>
+        <w:jc w:val="center"/>
+      </w:pPr>
+      <w:r>
+        <w:drawing>
+          <wp:inline distT="0" distB="0" distL="0" distR="0">
+            <wp:extent cx="6096000" cy="2562225"/>
+            <wp:effectExtent t="0" r="0" b="0" l="0"/>
+            <wp:docPr id="1" name="" descr="" title=""/>
+            <wp:cNvGraphicFramePr>
+              <a:graphicFrameLocks xmlns:a="http://schemas.openxmlformats.org/drawingml/2006/main" noChangeAspect="1"/>
+            </wp:cNvGraphicFramePr>
+            <a:graphic xmlns:a="http://schemas.openxmlformats.org/drawingml/2006/main">
+              <a:graphicData uri="http://schemas.openxmlformats.org/drawingml/2006/picture">
+                <pic:pic xmlns:pic="http://schemas.openxmlformats.org/drawingml/2006/picture">
+                  <pic:nvPicPr>
+                    <pic:cNvPr id="0" name="" descr=""/>
+                    <pic:cNvPicPr>
+                      <a:picLocks noChangeAspect="1" noChangeArrowheads="1"/>
+                    </pic:cNvPicPr>
+                  </pic:nvPicPr>
+                  <pic:blipFill>
+                    <a:blip r:embed="rId10" cstate="none"/>
+                    <a:srcRect/>
+                    <a:stretch>
+                      <a:fillRect/>
+                    </a:stretch>
+                  </pic:blipFill>
+                  <pic:spPr bwMode="auto">
+                    <a:xfrm>
+                      <a:off x="0" y="0"/>
+                      <a:ext cx="6096000" cy="2562225"/>
+                    </a:xfrm>
+                    <a:prstGeom prst="rect">
+                      <a:avLst/>
+                    </a:prstGeom>
+                  </pic:spPr>
+                </pic:pic>
+              </a:graphicData>
+            </a:graphic>
+          </wp:inline>
+        </w:drawing>
+      </w:r>
+    </w:p>
+    <w:p>
+      <w:pPr>
+        <w:spacing w:after="220" w:line="240"/>
+        <w:jc w:val="center"/>
+      </w:pPr>
+      <w:r>
+        <w:rPr>
+          <w:rFonts w:ascii="Calibri" w:cs="Calibri" w:eastAsia="Calibri" w:hAnsi="Calibri"/>
+          <w:b/>
+          <w:bCs/>
+          <w:i w:val="false"/>
+          <w:iCs w:val="false"/>
+          <w:color w:val="5A6068"/>
+          <w:sz w:val="18"/>
+          <w:szCs w:val="18"/>
+        </w:rPr>
+        <w:t xml:space="preserve">Figure 3. </w:t>
+      </w:r>
+      <w:r>
+        <w:rPr>
+          <w:rFonts w:ascii="Calibri" w:cs="Calibri" w:eastAsia="Calibri" w:hAnsi="Calibri"/>
+          <w:i/>
+          <w:iCs/>
+          <w:color w:val="5A6068"/>
+          <w:sz w:val="18"/>
+          <w:szCs w:val="18"/>
+        </w:rPr>
+        <w:t xml:space="preserve">The two audit tests. Left: can the position of a sample in the measurement queue, on its own, predict the diagnosis? 0.5 means no (properly interleaved); 1.0 means the two groups were run as completely separate blocks. Right: can spectral regions that contain no metabolite signal — only noise — predict the diagnosis? The dashed line is chance. MTBLS326 fails both decisively, which is why it was excluded.</w:t>
       </w:r>
     </w:p>
     <w:tbl>
@@ -1547,6 +1841,99 @@
     </w:p>
     <w:p>
       <w:pPr>
+        <w:spacing w:after="60" w:before="200"/>
+        <w:jc w:val="center"/>
+      </w:pPr>
+      <w:r>
+        <w:drawing>
+          <wp:inline distT="0" distB="0" distL="0" distR="0">
+            <wp:extent cx="6096000" cy="3638550"/>
+            <wp:effectExtent t="0" r="0" b="0" l="0"/>
+            <wp:docPr id="1" name="" descr="" title=""/>
+            <wp:cNvGraphicFramePr>
+              <a:graphicFrameLocks xmlns:a="http://schemas.openxmlformats.org/drawingml/2006/main" noChangeAspect="1"/>
+            </wp:cNvGraphicFramePr>
+            <a:graphic xmlns:a="http://schemas.openxmlformats.org/drawingml/2006/main">
+              <a:graphicData uri="http://schemas.openxmlformats.org/drawingml/2006/picture">
+                <pic:pic xmlns:pic="http://schemas.openxmlformats.org/drawingml/2006/picture">
+                  <pic:nvPicPr>
+                    <pic:cNvPr id="0" name="" descr=""/>
+                    <pic:cNvPicPr>
+                      <a:picLocks noChangeAspect="1" noChangeArrowheads="1"/>
+                    </pic:cNvPicPr>
+                  </pic:nvPicPr>
+                  <pic:blipFill>
+                    <a:blip r:embed="rId11" cstate="none"/>
+                    <a:srcRect/>
+                    <a:stretch>
+                      <a:fillRect/>
+                    </a:stretch>
+                  </pic:blipFill>
+                  <pic:spPr bwMode="auto">
+                    <a:xfrm>
+                      <a:off x="0" y="0"/>
+                      <a:ext cx="6096000" cy="3638550"/>
+                    </a:xfrm>
+                    <a:prstGeom prst="rect">
+                      <a:avLst/>
+                    </a:prstGeom>
+                  </pic:spPr>
+                </pic:pic>
+              </a:graphicData>
+            </a:graphic>
+          </wp:inline>
+        </w:drawing>
+      </w:r>
+    </w:p>
+    <w:p>
+      <w:pPr>
+        <w:spacing w:after="220" w:line="240"/>
+        <w:jc w:val="center"/>
+      </w:pPr>
+      <w:r>
+        <w:rPr>
+          <w:rFonts w:ascii="Calibri" w:cs="Calibri" w:eastAsia="Calibri" w:hAnsi="Calibri"/>
+          <w:b/>
+          <w:bCs/>
+          <w:i w:val="false"/>
+          <w:iCs w:val="false"/>
+          <w:color w:val="5A6068"/>
+          <w:sz w:val="18"/>
+          <w:szCs w:val="18"/>
+        </w:rPr>
+        <w:t xml:space="preserve">Figure 4. </w:t>
+      </w:r>
+      <w:r>
+        <w:rPr>
+          <w:rFonts w:ascii="Calibri" w:cs="Calibri" w:eastAsia="Calibri" w:hAnsi="Calibri"/>
+          <w:i/>
+          <w:iCs/>
+          <w:color w:val="5A6068"/>
+          <w:sz w:val="18"/>
+          <w:szCs w:val="18"/>
+        </w:rPr>
+        <w:t xml:space="preserve">Two synthetic serum spectra built from the metabolite library (top, blue), with a real patient spectrum beneath for comparison (black). The synthetic traces are chemically coherent by construction. They are shown to illustrate that the library is assembled and usable — they are not yet validated training data, for the reason given below.</w:t>
+      </w:r>
+    </w:p>
+    <w:p>
+      <w:pPr>
+        <w:pStyle w:val="Heading2"/>
+        <w:spacing w:after="110" w:before="220"/>
+      </w:pPr>
+      <w:r>
+        <w:rPr>
+          <w:rFonts w:ascii="Cambria" w:cs="Cambria" w:eastAsia="Cambria" w:hAnsi="Cambria"/>
+          <w:b/>
+          <w:bCs/>
+          <w:color w:val="21295C"/>
+          <w:sz w:val="25"/>
+          <w:szCs w:val="25"/>
+        </w:rPr>
+        <w:t xml:space="preserve">5.3 The alignment problem, now diagnosed</w:t>
+      </w:r>
+    </w:p>
+    <w:p>
+      <w:pPr>
         <w:spacing w:after="140" w:line="276"/>
         <w:jc w:val="both"/>
       </w:pPr>
@@ -1557,7 +1944,205 @@
           <w:sz w:val="22"/>
           <w:szCs w:val="22"/>
         </w:rPr>
-        <w:t xml:space="preserve">The cause has been identified. Our spectra were aligned to each other using an internal reference peak rather than to an absolute chemical standard, so the chemical-shift axis carries an arbitrary offset of roughly 0.15–0.3 ppm. This is invisible in any analysis confined to our own data — all previous results remain internally consistent — but it prevents comparison against an external reference library. The correction requires the original instrument parameter files, which are being retrieved.</w:t>
+        <w:t xml:space="preserve">The original instrument parameter files have since been recovered, and they identify the cause precisely. It lies in our own processing, not in the reference library.</w:t>
+      </w:r>
+    </w:p>
+    <w:p>
+      <w:pPr>
+        <w:spacing w:after="140" w:line="276"/>
+        <w:jc w:val="both"/>
+      </w:pPr>
+      <w:r>
+        <w:rPr>
+          <w:rFonts w:ascii="Calibri" w:cs="Calibri" w:eastAsia="Calibri" w:hAnsi="Calibri"/>
+          <w:color w:val="1A1A1A"/>
+          <w:sz w:val="22"/>
+          <w:szCs w:val="22"/>
+        </w:rPr>
+        <w:t xml:space="preserve">NMR spectra must be placed on a common chemical-shift axis before they can be compared, and this is normally done by reference to a standard compound added to every sample, which produces a marker peak at a known position. </w:t>
+      </w:r>
+      <w:r>
+        <w:rPr>
+          <w:rFonts w:ascii="Calibri" w:cs="Calibri" w:eastAsia="Calibri" w:hAnsi="Calibri"/>
+          <w:b/>
+          <w:bCs/>
+          <w:color w:val="1A1A1A"/>
+          <w:sz w:val="22"/>
+          <w:szCs w:val="22"/>
+        </w:rPr>
+        <w:t xml:space="preserve">The public datasets we assembled do not contain that standard. </w:t>
+      </w:r>
+      <w:r>
+        <w:rPr>
+          <w:rFonts w:ascii="Calibri" w:cs="Calibri" w:eastAsia="Calibri" w:hAnsi="Calibri"/>
+          <w:color w:val="1A1A1A"/>
+          <w:sz w:val="22"/>
+          <w:szCs w:val="22"/>
+        </w:rPr>
+        <w:t xml:space="preserve">Our pipeline instead anchored each spectrum by its own rightmost detectable feature, which is a reasonable substitute only if the marker peak is present. It is not: the measured intensity where the marker should be is under 1% of the spectrum's own maximum, and every spectrum extends well past that position into empty noise.</w:t>
+      </w:r>
+    </w:p>
+    <w:p>
+      <w:pPr>
+        <w:spacing w:after="140" w:line="276"/>
+        <w:jc w:val="both"/>
+      </w:pPr>
+      <w:r>
+        <w:rPr>
+          <w:rFonts w:ascii="Calibri" w:cs="Calibri" w:eastAsia="Calibri" w:hAnsi="Calibri"/>
+          <w:color w:val="1A1A1A"/>
+          <w:sz w:val="22"/>
+          <w:szCs w:val="22"/>
+        </w:rPr>
+        <w:t xml:space="preserve">The consequence is systematic. The eleven contributing studies recorded slightly different spectral windows — almost the same width, but shifted by about 0.13 ppm. Anchoring on the edge therefore forced that shift onto the chemistry: roughly 40% of the corpus sits about 800 data points away from the rest. For scale, a single NMR peak is about 13 data points wide, so the affected spectra are displaced by some sixty peak widths. The same metabolite appears in a completely different place depending on which study a sample came from.</w:t>
+      </w:r>
+    </w:p>
+    <w:p>
+      <w:pPr>
+        <w:spacing w:after="60" w:before="200"/>
+        <w:jc w:val="center"/>
+      </w:pPr>
+      <w:r>
+        <w:drawing>
+          <wp:inline distT="0" distB="0" distL="0" distR="0">
+            <wp:extent cx="6096000" cy="2305050"/>
+            <wp:effectExtent t="0" r="0" b="0" l="0"/>
+            <wp:docPr id="1" name="" descr="" title=""/>
+            <wp:cNvGraphicFramePr>
+              <a:graphicFrameLocks xmlns:a="http://schemas.openxmlformats.org/drawingml/2006/main" noChangeAspect="1"/>
+            </wp:cNvGraphicFramePr>
+            <a:graphic xmlns:a="http://schemas.openxmlformats.org/drawingml/2006/main">
+              <a:graphicData uri="http://schemas.openxmlformats.org/drawingml/2006/picture">
+                <pic:pic xmlns:pic="http://schemas.openxmlformats.org/drawingml/2006/picture">
+                  <pic:nvPicPr>
+                    <pic:cNvPr id="0" name="" descr=""/>
+                    <pic:cNvPicPr>
+                      <a:picLocks noChangeAspect="1" noChangeArrowheads="1"/>
+                    </pic:cNvPicPr>
+                  </pic:nvPicPr>
+                  <pic:blipFill>
+                    <a:blip r:embed="rId12" cstate="none"/>
+                    <a:srcRect/>
+                    <a:stretch>
+                      <a:fillRect/>
+                    </a:stretch>
+                  </pic:blipFill>
+                  <pic:spPr bwMode="auto">
+                    <a:xfrm>
+                      <a:off x="0" y="0"/>
+                      <a:ext cx="6096000" cy="2305050"/>
+                    </a:xfrm>
+                    <a:prstGeom prst="rect">
+                      <a:avLst/>
+                    </a:prstGeom>
+                  </pic:spPr>
+                </pic:pic>
+              </a:graphicData>
+            </a:graphic>
+          </wp:inline>
+        </w:drawing>
+      </w:r>
+    </w:p>
+    <w:p>
+      <w:pPr>
+        <w:spacing w:after="220" w:line="240"/>
+        <w:jc w:val="center"/>
+      </w:pPr>
+      <w:r>
+        <w:rPr>
+          <w:rFonts w:ascii="Calibri" w:cs="Calibri" w:eastAsia="Calibri" w:hAnsi="Calibri"/>
+          <w:b/>
+          <w:bCs/>
+          <w:i w:val="false"/>
+          <w:iCs w:val="false"/>
+          <w:color w:val="5A6068"/>
+          <w:sz w:val="18"/>
+          <w:szCs w:val="18"/>
+        </w:rPr>
+        <w:t xml:space="preserve">Figure 5. </w:t>
+      </w:r>
+      <w:r>
+        <w:rPr>
+          <w:rFonts w:ascii="Calibri" w:cs="Calibri" w:eastAsia="Calibri" w:hAnsi="Calibri"/>
+          <w:i/>
+          <w:iCs/>
+          <w:color w:val="5A6068"/>
+          <w:sz w:val="18"/>
+          <w:szCs w:val="18"/>
+        </w:rPr>
+        <w:t xml:space="preserve">The misalignment, established two independent ways. Left: measured directly from the spectra, with no reference to instrument records — most spectra agree with each other (the spike at zero), but a large group sits about 800 data points away, and a small group very much further. Right: the displacement predicted for each contributing study from its instrument settings alone, without examining any spectrum. The two agree, which is why we regard the diagnosis as settled.</w:t>
+      </w:r>
+    </w:p>
+    <w:p>
+      <w:pPr>
+        <w:spacing w:after="140" w:line="276"/>
+        <w:jc w:val="both"/>
+      </w:pPr>
+      <w:r>
+        <w:rPr>
+          <w:rFonts w:ascii="Calibri" w:cs="Calibri" w:eastAsia="Calibri" w:hAnsi="Calibri"/>
+          <w:b/>
+          <w:bCs/>
+          <w:color w:val="1A1A1A"/>
+          <w:sz w:val="22"/>
+          <w:szCs w:val="22"/>
+        </w:rPr>
+        <w:t xml:space="preserve">This explains the failed gate, and it is repairable. </w:t>
+      </w:r>
+      <w:r>
+        <w:rPr>
+          <w:rFonts w:ascii="Calibri" w:cs="Calibri" w:eastAsia="Calibri" w:hAnsi="Calibri"/>
+          <w:color w:val="1A1A1A"/>
+          <w:sz w:val="22"/>
+          <w:szCs w:val="22"/>
+        </w:rPr>
+        <w:t xml:space="preserve">A reference library is defined on a true chemical-shift axis, so it can fit the majority of the corpus and must miss the rest — which is precisely the 50% ceiling we observed. The correction is arithmetic rather than statistical: each spectrum's own instrument file records the exact window it was acquired over, so every spectrum can be placed on one common axis with no fitting and no free parameters. It does, however, require rebuilding the dataset from the original archive.</w:t>
+      </w:r>
+    </w:p>
+    <w:p>
+      <w:pPr>
+        <w:spacing w:after="140" w:line="276"/>
+        <w:jc w:val="both"/>
+      </w:pPr>
+      <w:r>
+        <w:rPr>
+          <w:rFonts w:ascii="Calibri" w:cs="Calibri" w:eastAsia="Calibri" w:hAnsi="Calibri"/>
+          <w:b/>
+          <w:bCs/>
+          <w:color w:val="1A1A1A"/>
+          <w:sz w:val="22"/>
+          <w:szCs w:val="22"/>
+        </w:rPr>
+        <w:t xml:space="preserve">What this does and does not affect. </w:t>
+      </w:r>
+      <w:r>
+        <w:rPr>
+          <w:rFonts w:ascii="Calibri" w:cs="Calibri" w:eastAsia="Calibri" w:hAnsi="Calibri"/>
+          <w:color w:val="1A1A1A"/>
+          <w:sz w:val="22"/>
+          <w:szCs w:val="22"/>
+        </w:rPr>
+        <w:t xml:space="preserve">The comparison in Section 2 is unaffected: both methods were trained and tested on the same spectra, so a defect they share cannot explain the gap between them. What it does revise is the explanation in Section 3. Spectra from different studies cannot closely resemble one another while displaced by sixty peak widths, so the near-duplication that makes the pretraining puzzle easy must occur </w:t>
+      </w:r>
+      <w:r>
+        <w:rPr>
+          <w:rFonts w:ascii="Calibri" w:cs="Calibri" w:eastAsia="Calibri" w:hAnsi="Calibri"/>
+          <w:i/>
+          <w:iCs/>
+          <w:color w:val="1A1A1A"/>
+          <w:sz w:val="22"/>
+          <w:szCs w:val="22"/>
+        </w:rPr>
+        <w:t xml:space="preserve">within</w:t>
+      </w:r>
+      <w:r>
+        <w:rPr>
+          <w:rFonts w:ascii="Calibri" w:cs="Calibri" w:eastAsia="Calibri" w:hAnsi="Calibri"/>
+          <w:color w:val="1A1A1A"/>
+          <w:sz w:val="22"/>
+          <w:szCs w:val="22"/>
+        </w:rPr>
+        <w:t xml:space="preserve"> studies. The corpus is more fragmented, and effectively smaller, than its 9,670 spectra suggest. Whether pretraining on a correctly aligned corpus would change the conclusion is now an open question, and the most important one before us.</w:t>
       </w:r>
     </w:p>
     <w:p>
@@ -1946,6 +2531,64 @@
           </w:p>
         </w:tc>
       </w:tr>
+      <w:tr>
+        <w:tc>
+          <w:tcPr>
+            <w:tcW w:type="dxa" w:w="5400"/>
+            <w:tcMar>
+              <w:top w:type="dxa" w:w="70"/>
+              <w:left w:type="dxa" w:w="110"/>
+              <w:bottom w:type="dxa" w:w="70"/>
+              <w:right w:type="dxa" w:w="110"/>
+            </w:tcMar>
+          </w:tcPr>
+          <w:p>
+            <w:pPr>
+              <w:spacing w:after="0"/>
+              <w:jc w:val="left"/>
+            </w:pPr>
+            <w:r>
+              <w:rPr>
+                <w:rFonts w:ascii="Calibri" w:cs="Calibri" w:eastAsia="Calibri" w:hAnsi="Calibri"/>
+                <w:b/>
+                <w:bCs/>
+                <w:color w:val="1A1A1A"/>
+                <w:sz w:val="20"/>
+                <w:szCs w:val="20"/>
+              </w:rPr>
+              <w:t xml:space="preserve">Is the assembled corpus itself sound?</w:t>
+            </w:r>
+          </w:p>
+        </w:tc>
+        <w:tc>
+          <w:tcPr>
+            <w:tcW w:type="dxa" w:w="3960"/>
+            <w:tcMar>
+              <w:top w:type="dxa" w:w="70"/>
+              <w:left w:type="dxa" w:w="110"/>
+              <w:bottom w:type="dxa" w:w="70"/>
+              <w:right w:type="dxa" w:w="110"/>
+            </w:tcMar>
+          </w:tcPr>
+          <w:p>
+            <w:pPr>
+              <w:spacing w:after="0"/>
+              <w:jc w:val="left"/>
+            </w:pPr>
+            <w:r>
+              <w:rPr>
+                <w:rFonts w:ascii="Calibri" w:cs="Calibri" w:eastAsia="Calibri" w:hAnsi="Calibri"/>
+                <w:b w:val="false"/>
+                <w:bCs w:val="false"/>
+                <w:color w:val="1A1A1A"/>
+                <w:sz w:val="20"/>
+                <w:szCs w:val="20"/>
+              </w:rPr>
+              <w:t xml:space="preserve">No — a correctable alignment defect found</w:t>
+            </w:r>
+          </w:p>
+        </w:tc>
+      </w:tr>
     </w:tbl>
     <w:p>
       <w:pPr>
@@ -1974,7 +2617,7 @@
           <w:sz w:val="22"/>
           <w:szCs w:val="22"/>
         </w:rPr>
-        <w:t xml:space="preserve">Immediate priorities are, first, to recover the original instrument parameters, which will resolve the alignment problem and simultaneously allow the data-quality audit to be repeated against true acquisition timestamps rather than a proxy; and second, to extend the spectral fitting to allow each metabolite's peak positions to shift slightly, as established quantification software does. Should the synthetic-data route succeed, the pretraining will be repeated on the enlarged corpus and the entire evaluation rerun.</w:t>
+        <w:t xml:space="preserve">The immediate priority is the alignment repair of Section 5.3, which now gates everything downstream. Rebuilding the corpus on a common chemical-shift axis would settle whether the negative result survives a technically sound dataset, unblock the synthetic-data gate, and allow the data-quality audit to be repeated against true acquisition timestamps rather than a proxy. A faster interim option exists — estimating each spectrum's displacement from the data and correcting it in place — which would answer the scientific question in days rather than weeks, though it would not produce a dataset we would want to publish from. Beyond that, the spectral fitting needs to allow each metabolite's peak positions to shift slightly, as established quantification software does. Should the synthetic-data route then succeed, pretraining will be repeated on the enlarged corpus and the entire evaluation rerun.</w:t>
       </w:r>
     </w:p>
     <w:p>

--- a/docs/Progress_Report_2026-09.docx
+++ b/docs/Progress_Report_2026-09.docx
@@ -1964,22 +1964,37 @@
       <w:r>
         <w:rPr>
           <w:rFonts w:ascii="Calibri" w:cs="Calibri" w:eastAsia="Calibri" w:hAnsi="Calibri"/>
+          <w:color w:val="1A1A1A"/>
+          <w:sz w:val="22"/>
+          <w:szCs w:val="22"/>
+        </w:rPr>
+        <w:t xml:space="preserve">Our pipeline instead anchored each spectrum by its own rightmost detectable feature. That is a reasonable substitute only if the rightmost feature IS the marker peak, and it is not: these spectra extend about five parts per million beyond the marker position, into a region containing nothing but noise. The pipeline therefore aligned the collection on its noise floor.</w:t>
+      </w:r>
+    </w:p>
+    <w:p>
+      <w:pPr>
+        <w:spacing w:after="140" w:line="276"/>
+        <w:jc w:val="both"/>
+      </w:pPr>
+      <w:r>
+        <w:rPr>
+          <w:rFonts w:ascii="Calibri" w:cs="Calibri" w:eastAsia="Calibri" w:hAnsi="Calibri"/>
           <w:b/>
           <w:bCs/>
           <w:color w:val="1A1A1A"/>
           <w:sz w:val="22"/>
           <w:szCs w:val="22"/>
         </w:rPr>
-        <w:t xml:space="preserve">The public datasets we assembled do not contain that standard. </w:t>
-      </w:r>
-      <w:r>
-        <w:rPr>
-          <w:rFonts w:ascii="Calibri" w:cs="Calibri" w:eastAsia="Calibri" w:hAnsi="Calibri"/>
-          <w:color w:val="1A1A1A"/>
-          <w:sz w:val="22"/>
-          <w:szCs w:val="22"/>
-        </w:rPr>
-        <w:t xml:space="preserve">Our pipeline instead anchored each spectrum by its own rightmost detectable feature, which is a reasonable substitute only if the marker peak is present. It is not: the measured intensity where the marker should be is under 1% of the spectrum's own maximum, and every spectrum extends well past that position into empty noise.</w:t>
+        <w:t xml:space="preserve">The marker peak itself is present after all. </w:t>
+      </w:r>
+      <w:r>
+        <w:rPr>
+          <w:rFonts w:ascii="Calibri" w:cs="Calibri" w:eastAsia="Calibri" w:hAnsi="Calibri"/>
+          <w:color w:val="1A1A1A"/>
+          <w:sz w:val="22"/>
+          <w:szCs w:val="22"/>
+        </w:rPr>
+        <w:t xml:space="preserve">We had previously concluded it was absent, from a measurement that sampled a single fixed position; because the collection is itself misaligned, that position missed the peak in about half the spectra. Searching a window instead finds a sharp marker in 97.5% of spectra. Its position is split between two values 0.12 ppm apart — which is precisely the displacement measured independently across the whole spectrum. This is good news: the collection can be re-referenced from the spectra themselves, without returning to the original instrument archive.</w:t>
       </w:r>
     </w:p>
     <w:p>
